--- a/docs/墨刀导入/产品设计/07-埋点与指标体系.docx
+++ b/docs/墨刀导入/产品设计/07-埋点与指标体系.docx
@@ -2242,7 +2242,14 @@
               <w:rPr>
                 <w:sz w:val="18"/>
               </w:rPr>
-              <w:t>终评分、是否作废</w:t>
+              <w:t>终评分、是否作废、</w:t>
+            </w:r>
+            <w:r>
+              <w:rPr>
+                <w:b/>
+                <w:sz w:val="18"/>
+              </w:rPr>
+              <w:t>作废原因</w:t>
             </w:r>
           </w:p>
         </w:tc>
@@ -2264,6 +2271,271 @@
                 <w:sz w:val="18"/>
               </w:rPr>
               <w:t>考核有效性</w:t>
+            </w:r>
+          </w:p>
+        </w:tc>
+      </w:tr>
+      <w:tr>
+        <w:tc>
+          <w:tcPr>
+            <w:tcW w:type="dxa" w:w="2556"/>
+          </w:tcPr>
+          <w:p>
+            <w:pPr>
+              <w:spacing w:after="20"/>
+            </w:pPr>
+            <w:r>
+              <w:rPr>
+                <w:sz w:val="18"/>
+              </w:rPr>
+            </w:r>
+            <w:r>
+              <w:rPr>
+                <w:rFonts w:ascii="Consolas" w:hAnsi="Consolas"/>
+                <w:color w:val="B03060"/>
+                <w:sz w:val="18"/>
+              </w:rPr>
+              <w:t>exam_invalidated</w:t>
+            </w:r>
+          </w:p>
+        </w:tc>
+        <w:tc>
+          <w:tcPr>
+            <w:tcW w:type="dxa" w:w="2556"/>
+          </w:tcPr>
+          <w:p>
+            <w:pPr>
+              <w:spacing w:after="20"/>
+            </w:pPr>
+            <w:r>
+              <w:rPr>
+                <w:sz w:val="18"/>
+              </w:rPr>
+            </w:r>
+            <w:r>
+              <w:rPr>
+                <w:sz w:val="18"/>
+              </w:rPr>
+              <w:t>成绩作废</w:t>
+            </w:r>
+          </w:p>
+        </w:tc>
+        <w:tc>
+          <w:tcPr>
+            <w:tcW w:type="dxa" w:w="2556"/>
+          </w:tcPr>
+          <w:p>
+            <w:pPr>
+              <w:spacing w:after="20"/>
+            </w:pPr>
+            <w:r>
+              <w:rPr>
+                <w:sz w:val="18"/>
+              </w:rPr>
+            </w:r>
+            <w:r>
+              <w:rPr>
+                <w:sz w:val="18"/>
+              </w:rPr>
+              <w:t>风险分、信号明细、是否返还机会</w:t>
+            </w:r>
+          </w:p>
+        </w:tc>
+        <w:tc>
+          <w:tcPr>
+            <w:tcW w:type="dxa" w:w="2556"/>
+          </w:tcPr>
+          <w:p>
+            <w:pPr>
+              <w:spacing w:after="20"/>
+            </w:pPr>
+            <w:r>
+              <w:rPr>
+                <w:sz w:val="18"/>
+              </w:rPr>
+            </w:r>
+            <w:r>
+              <w:rPr>
+                <w:sz w:val="18"/>
+              </w:rPr>
+              <w:t>反作弊判据是否合理</w:t>
+            </w:r>
+          </w:p>
+        </w:tc>
+      </w:tr>
+      <w:tr>
+        <w:tc>
+          <w:tcPr>
+            <w:tcW w:type="dxa" w:w="2556"/>
+          </w:tcPr>
+          <w:p>
+            <w:pPr>
+              <w:spacing w:after="20"/>
+            </w:pPr>
+            <w:r>
+              <w:rPr>
+                <w:sz w:val="18"/>
+              </w:rPr>
+            </w:r>
+            <w:r>
+              <w:rPr>
+                <w:rFonts w:ascii="Consolas" w:hAnsi="Consolas"/>
+                <w:color w:val="B03060"/>
+                <w:sz w:val="18"/>
+              </w:rPr>
+              <w:t>training_plan_published</w:t>
+            </w:r>
+          </w:p>
+        </w:tc>
+        <w:tc>
+          <w:tcPr>
+            <w:tcW w:type="dxa" w:w="2556"/>
+          </w:tcPr>
+          <w:p>
+            <w:pPr>
+              <w:spacing w:after="20"/>
+            </w:pPr>
+            <w:r>
+              <w:rPr>
+                <w:sz w:val="18"/>
+              </w:rPr>
+            </w:r>
+            <w:r>
+              <w:rPr>
+                <w:sz w:val="18"/>
+              </w:rPr>
+              <w:t>方案发布</w:t>
+            </w:r>
+          </w:p>
+        </w:tc>
+        <w:tc>
+          <w:tcPr>
+            <w:tcW w:type="dxa" w:w="2556"/>
+          </w:tcPr>
+          <w:p>
+            <w:pPr>
+              <w:spacing w:after="20"/>
+            </w:pPr>
+            <w:r>
+              <w:rPr>
+                <w:sz w:val="18"/>
+              </w:rPr>
+            </w:r>
+            <w:r>
+              <w:rPr>
+                <w:sz w:val="18"/>
+              </w:rPr>
+              <w:t>章节数、题数、是否引用资料</w:t>
+            </w:r>
+          </w:p>
+        </w:tc>
+        <w:tc>
+          <w:tcPr>
+            <w:tcW w:type="dxa" w:w="2556"/>
+          </w:tcPr>
+          <w:p>
+            <w:pPr>
+              <w:spacing w:after="20"/>
+            </w:pPr>
+            <w:r>
+              <w:rPr>
+                <w:sz w:val="18"/>
+              </w:rPr>
+            </w:r>
+            <w:r>
+              <w:rPr>
+                <w:sz w:val="18"/>
+              </w:rPr>
+              <w:t>内容生成质量</w:t>
+            </w:r>
+          </w:p>
+        </w:tc>
+      </w:tr>
+      <w:tr>
+        <w:tc>
+          <w:tcPr>
+            <w:tcW w:type="dxa" w:w="2556"/>
+          </w:tcPr>
+          <w:p>
+            <w:pPr>
+              <w:spacing w:after="20"/>
+            </w:pPr>
+            <w:r>
+              <w:rPr>
+                <w:sz w:val="18"/>
+              </w:rPr>
+            </w:r>
+            <w:r>
+              <w:rPr>
+                <w:rFonts w:ascii="Consolas" w:hAnsi="Consolas"/>
+                <w:color w:val="B03060"/>
+                <w:sz w:val="18"/>
+              </w:rPr>
+              <w:t>trainee_onboarded</w:t>
+            </w:r>
+          </w:p>
+        </w:tc>
+        <w:tc>
+          <w:tcPr>
+            <w:tcW w:type="dxa" w:w="2556"/>
+          </w:tcPr>
+          <w:p>
+            <w:pPr>
+              <w:spacing w:after="20"/>
+            </w:pPr>
+            <w:r>
+              <w:rPr>
+                <w:sz w:val="18"/>
+              </w:rPr>
+            </w:r>
+            <w:r>
+              <w:rPr>
+                <w:sz w:val="18"/>
+              </w:rPr>
+              <w:t>新人独立上岗</w:t>
+            </w:r>
+          </w:p>
+        </w:tc>
+        <w:tc>
+          <w:tcPr>
+            <w:tcW w:type="dxa" w:w="2556"/>
+          </w:tcPr>
+          <w:p>
+            <w:pPr>
+              <w:spacing w:after="20"/>
+            </w:pPr>
+            <w:r>
+              <w:rPr>
+                <w:sz w:val="18"/>
+              </w:rPr>
+            </w:r>
+            <w:r>
+              <w:rPr>
+                <w:sz w:val="18"/>
+              </w:rPr>
+              <w:t>独立上岗天数</w:t>
+            </w:r>
+          </w:p>
+        </w:tc>
+        <w:tc>
+          <w:tcPr>
+            <w:tcW w:type="dxa" w:w="2556"/>
+          </w:tcPr>
+          <w:p>
+            <w:pPr>
+              <w:spacing w:after="20"/>
+            </w:pPr>
+            <w:r>
+              <w:rPr>
+                <w:sz w:val="18"/>
+              </w:rPr>
+            </w:r>
+            <w:r>
+              <w:rPr>
+                <w:b/>
+                <w:sz w:val="18"/>
+              </w:rPr>
+              <w:t>结果信号：验证筛选标准</w:t>
             </w:r>
           </w:p>
         </w:tc>
@@ -2430,7 +2702,7 @@
                 <w:b/>
                 <w:sz w:val="18"/>
               </w:rPr>
-              <w:t>HR 采纳率</w:t>
+              <w:t>单岗位有效候选人交付周期</w:t>
             </w:r>
           </w:p>
         </w:tc>
@@ -2451,7 +2723,7 @@
               <w:rPr>
                 <w:sz w:val="18"/>
               </w:rPr>
-              <w:t>采纳数 / 复核数</w:t>
+              <w:t>从 JD 发布到产出 3 名通过初面候选人</w:t>
             </w:r>
           </w:p>
         </w:tc>
@@ -2472,7 +2744,7 @@
               <w:rPr>
                 <w:sz w:val="18"/>
               </w:rPr>
-              <w:t>逐季提升</w:t>
+              <w:t>6.5 天 → 3 天以内</w:t>
             </w:r>
           </w:p>
         </w:tc>
@@ -2688,9 +2960,10 @@
             </w:r>
             <w:r>
               <w:rPr>
-                <w:sz w:val="18"/>
-              </w:rPr>
-              <w:t>≤ 5%</w:t>
+                <w:b/>
+                <w:sz w:val="18"/>
+              </w:rPr>
+              <w:t>≤ 2%</w:t>
             </w:r>
           </w:p>
         </w:tc>
@@ -2711,7 +2984,20 @@
               <w:rPr>
                 <w:sz w:val="18"/>
               </w:rPr>
-              <w:t>放宽低档阈值</w:t>
+              <w:t>放宽低档阈值（</w:t>
+            </w:r>
+            <w:r>
+              <w:rPr>
+                <w:b/>
+                <w:sz w:val="18"/>
+              </w:rPr>
+              <w:t>一票否决</w:t>
+            </w:r>
+            <w:r>
+              <w:rPr>
+                <w:sz w:val="18"/>
+              </w:rPr>
+              <w:t>）</w:t>
             </w:r>
           </w:p>
         </w:tc>
@@ -3137,7 +3423,7 @@
               <w:rPr>
                 <w:sz w:val="18"/>
               </w:rPr>
-              <w:t>≥ 0.75</w:t>
+              <w:t>≥ 85%</w:t>
             </w:r>
           </w:p>
         </w:tc>
@@ -3160,7 +3446,7 @@
               <w:rPr>
                 <w:sz w:val="18"/>
               </w:rPr>
-              <w:t>题目采纳率</w:t>
+              <w:t>面试题采纳率</w:t>
             </w:r>
           </w:p>
         </w:tc>
@@ -3202,7 +3488,7 @@
               <w:rPr>
                 <w:sz w:val="18"/>
               </w:rPr>
-              <w:t>≥ 60%</w:t>
+              <w:t>≥ 70%</w:t>
             </w:r>
           </w:p>
         </w:tc>
@@ -3225,7 +3511,7 @@
               <w:rPr>
                 <w:sz w:val="18"/>
               </w:rPr>
-              <w:t>证据查看率</w:t>
+              <w:t>引用准确率</w:t>
             </w:r>
           </w:p>
         </w:tc>
@@ -3246,7 +3532,7 @@
               <w:rPr>
                 <w:sz w:val="18"/>
               </w:rPr>
-              <w:t>看过依据的复核 / 总复核</w:t>
+              <w:t>证据指向真实原文 / 抽检样本</w:t>
             </w:r>
           </w:p>
         </w:tc>
@@ -3267,7 +3553,7 @@
               <w:rPr>
                 <w:sz w:val="18"/>
               </w:rPr>
-              <w:t>≥ 40%</w:t>
+              <w:t>≥ 92%</w:t>
             </w:r>
           </w:p>
         </w:tc>
@@ -3290,7 +3576,7 @@
               <w:rPr>
                 <w:sz w:val="18"/>
               </w:rPr>
-              <w:t>处理耗时 P95</w:t>
+              <w:t>证据查看率</w:t>
             </w:r>
           </w:p>
         </w:tc>
@@ -3311,7 +3597,7 @@
               <w:rPr>
                 <w:sz w:val="18"/>
               </w:rPr>
-              <w:t>单份简历端到端</w:t>
+              <w:t>看过依据的复核 / 总复核</w:t>
             </w:r>
           </w:p>
         </w:tc>
@@ -3332,7 +3618,72 @@
               <w:rPr>
                 <w:sz w:val="18"/>
               </w:rPr>
-              <w:t>≤ 30s</w:t>
+              <w:t>≥ 40%</w:t>
+            </w:r>
+          </w:p>
+        </w:tc>
+      </w:tr>
+      <w:tr>
+        <w:tc>
+          <w:tcPr>
+            <w:tcW w:type="dxa" w:w="3408"/>
+          </w:tcPr>
+          <w:p>
+            <w:pPr>
+              <w:spacing w:after="20"/>
+            </w:pPr>
+            <w:r>
+              <w:rPr>
+                <w:sz w:val="18"/>
+              </w:rPr>
+            </w:r>
+            <w:r>
+              <w:rPr>
+                <w:sz w:val="18"/>
+              </w:rPr>
+              <w:t>处理耗时 P95</w:t>
+            </w:r>
+          </w:p>
+        </w:tc>
+        <w:tc>
+          <w:tcPr>
+            <w:tcW w:type="dxa" w:w="3408"/>
+          </w:tcPr>
+          <w:p>
+            <w:pPr>
+              <w:spacing w:after="20"/>
+            </w:pPr>
+            <w:r>
+              <w:rPr>
+                <w:sz w:val="18"/>
+              </w:rPr>
+            </w:r>
+            <w:r>
+              <w:rPr>
+                <w:sz w:val="18"/>
+              </w:rPr>
+              <w:t>单份简历端到端</w:t>
+            </w:r>
+          </w:p>
+        </w:tc>
+        <w:tc>
+          <w:tcPr>
+            <w:tcW w:type="dxa" w:w="3408"/>
+          </w:tcPr>
+          <w:p>
+            <w:pPr>
+              <w:spacing w:after="20"/>
+            </w:pPr>
+            <w:r>
+              <w:rPr>
+                <w:sz w:val="18"/>
+              </w:rPr>
+            </w:r>
+            <w:r>
+              <w:rPr>
+                <w:sz w:val="18"/>
+              </w:rPr>
+              <w:t>18 秒以内</w:t>
             </w:r>
           </w:p>
         </w:tc>
@@ -3980,7 +4331,7 @@
               <w:rPr>
                 <w:sz w:val="18"/>
               </w:rPr>
-              <w:t>一致率 &lt; 0.75</w:t>
+              <w:t>一致率 &lt; 85%</w:t>
             </w:r>
           </w:p>
         </w:tc>
@@ -4045,7 +4396,7 @@
               <w:rPr>
                 <w:sz w:val="18"/>
               </w:rPr>
-              <w:t>误杀率 &gt; 5%</w:t>
+              <w:t>误杀率 &gt; 2%</w:t>
             </w:r>
           </w:p>
         </w:tc>
@@ -4066,7 +4417,20 @@
               <w:rPr>
                 <w:sz w:val="18"/>
               </w:rPr>
-              <w:t>放宽低档阈值</w:t>
+              <w:t>放宽低档阈值（</w:t>
+            </w:r>
+            <w:r>
+              <w:rPr>
+                <w:b/>
+                <w:sz w:val="18"/>
+              </w:rPr>
+              <w:t>一票否决，立即停量</w:t>
+            </w:r>
+            <w:r>
+              <w:rPr>
+                <w:sz w:val="18"/>
+              </w:rPr>
+              <w:t>）</w:t>
             </w:r>
           </w:p>
         </w:tc>
@@ -4110,7 +4474,7 @@
               <w:rPr>
                 <w:sz w:val="18"/>
               </w:rPr>
-              <w:t>题目采纳率 &lt; 60%</w:t>
+              <w:t>面试题采纳率 &lt; 70%</w:t>
             </w:r>
           </w:p>
         </w:tc>
@@ -4175,7 +4539,7 @@
               <w:rPr>
                 <w:sz w:val="18"/>
               </w:rPr>
-              <w:t>证据查看率 &lt; 40%</w:t>
+              <w:t>引用准确率 &lt; 92%</w:t>
             </w:r>
           </w:p>
         </w:tc>
@@ -4196,7 +4560,7 @@
               <w:rPr>
                 <w:sz w:val="18"/>
               </w:rPr>
-              <w:t>界面问题：依据入口不够显眼</w:t>
+              <w:t>检查证据定位链路</w:t>
             </w:r>
           </w:p>
         </w:tc>
@@ -4217,7 +4581,7 @@
               <w:rPr>
                 <w:sz w:val="18"/>
               </w:rPr>
-              <w:t>设计</w:t>
+              <w:t>研发</w:t>
             </w:r>
           </w:p>
         </w:tc>
@@ -4240,7 +4604,7 @@
               <w:rPr>
                 <w:sz w:val="18"/>
               </w:rPr>
-              <w:t>耗时 P95 &gt; 30s</w:t>
+              <w:t>证据查看率 &lt; 40%</w:t>
             </w:r>
           </w:p>
         </w:tc>
@@ -4261,7 +4625,7 @@
               <w:rPr>
                 <w:sz w:val="18"/>
               </w:rPr>
-              <w:t>检查模型路由与并发</w:t>
+              <w:t>界面问题：依据入口不够显眼</w:t>
             </w:r>
           </w:p>
         </w:tc>
@@ -4282,7 +4646,7 @@
               <w:rPr>
                 <w:sz w:val="18"/>
               </w:rPr>
-              <w:t>研发</w:t>
+              <w:t>设计</w:t>
             </w:r>
           </w:p>
         </w:tc>
@@ -4305,7 +4669,7 @@
               <w:rPr>
                 <w:sz w:val="18"/>
               </w:rPr>
-              <w:t>降级率 &gt; 3%</w:t>
+              <w:t>耗时 P95 &gt; 18s</w:t>
             </w:r>
           </w:p>
         </w:tc>
@@ -4326,7 +4690,7 @@
               <w:rPr>
                 <w:sz w:val="18"/>
               </w:rPr>
-              <w:t>查网关稳定性</w:t>
+              <w:t>检查模型路由与并发</w:t>
             </w:r>
           </w:p>
         </w:tc>
@@ -4347,7 +4711,7 @@
               <w:rPr>
                 <w:sz w:val="18"/>
               </w:rPr>
-              <w:t>研发 + 运维</w:t>
+              <w:t>研发</w:t>
             </w:r>
           </w:p>
         </w:tc>
@@ -4370,7 +4734,7 @@
               <w:rPr>
                 <w:sz w:val="18"/>
               </w:rPr>
-              <w:t>录音同意率低</w:t>
+              <w:t>降级率 &gt; 3%</w:t>
             </w:r>
           </w:p>
         </w:tc>
@@ -4391,7 +4755,7 @@
               <w:rPr>
                 <w:sz w:val="18"/>
               </w:rPr>
-              <w:t>文案问题或不该做这条路</w:t>
+              <w:t>查网关稳定性</w:t>
             </w:r>
           </w:p>
         </w:tc>
@@ -4412,7 +4776,270 @@
               <w:rPr>
                 <w:sz w:val="18"/>
               </w:rPr>
+              <w:t>研发 + 运维</w:t>
+            </w:r>
+          </w:p>
+        </w:tc>
+      </w:tr>
+      <w:tr>
+        <w:tc>
+          <w:tcPr>
+            <w:tcW w:type="dxa" w:w="3408"/>
+          </w:tcPr>
+          <w:p>
+            <w:pPr>
+              <w:spacing w:after="20"/>
+            </w:pPr>
+            <w:r>
+              <w:rPr>
+                <w:sz w:val="18"/>
+              </w:rPr>
+            </w:r>
+            <w:r>
+              <w:rPr>
+                <w:sz w:val="18"/>
+              </w:rPr>
+              <w:t>录音同意率低</w:t>
+            </w:r>
+          </w:p>
+        </w:tc>
+        <w:tc>
+          <w:tcPr>
+            <w:tcW w:type="dxa" w:w="3408"/>
+          </w:tcPr>
+          <w:p>
+            <w:pPr>
+              <w:spacing w:after="20"/>
+            </w:pPr>
+            <w:r>
+              <w:rPr>
+                <w:sz w:val="18"/>
+              </w:rPr>
+            </w:r>
+            <w:r>
+              <w:rPr>
+                <w:sz w:val="18"/>
+              </w:rPr>
+              <w:t>文案问题或不该做这条路</w:t>
+            </w:r>
+          </w:p>
+        </w:tc>
+        <w:tc>
+          <w:tcPr>
+            <w:tcW w:type="dxa" w:w="3408"/>
+          </w:tcPr>
+          <w:p>
+            <w:pPr>
+              <w:spacing w:after="20"/>
+            </w:pPr>
+            <w:r>
+              <w:rPr>
+                <w:sz w:val="18"/>
+              </w:rPr>
+            </w:r>
+            <w:r>
+              <w:rPr>
+                <w:sz w:val="18"/>
+              </w:rPr>
               <w:t>PM</w:t>
+            </w:r>
+          </w:p>
+        </w:tc>
+      </w:tr>
+      <w:tr>
+        <w:tc>
+          <w:tcPr>
+            <w:tcW w:type="dxa" w:w="3408"/>
+          </w:tcPr>
+          <w:p>
+            <w:pPr>
+              <w:spacing w:after="20"/>
+            </w:pPr>
+            <w:r>
+              <w:rPr>
+                <w:sz w:val="18"/>
+              </w:rPr>
+            </w:r>
+            <w:r>
+              <w:rPr>
+                <w:b/>
+                <w:sz w:val="18"/>
+              </w:rPr>
+              <w:t>考核作弊率异常高</w:t>
+            </w:r>
+          </w:p>
+        </w:tc>
+        <w:tc>
+          <w:tcPr>
+            <w:tcW w:type="dxa" w:w="3408"/>
+          </w:tcPr>
+          <w:p>
+            <w:pPr>
+              <w:spacing w:after="20"/>
+            </w:pPr>
+            <w:r>
+              <w:rPr>
+                <w:sz w:val="18"/>
+              </w:rPr>
+            </w:r>
+            <w:r>
+              <w:rPr>
+                <w:sz w:val="18"/>
+              </w:rPr>
+              <w:t>先查服务端强制项是否被绕过，再调信号阈值</w:t>
+            </w:r>
+          </w:p>
+        </w:tc>
+        <w:tc>
+          <w:tcPr>
+            <w:tcW w:type="dxa" w:w="3408"/>
+          </w:tcPr>
+          <w:p>
+            <w:pPr>
+              <w:spacing w:after="20"/>
+            </w:pPr>
+            <w:r>
+              <w:rPr>
+                <w:sz w:val="18"/>
+              </w:rPr>
+            </w:r>
+            <w:r>
+              <w:rPr>
+                <w:sz w:val="18"/>
+              </w:rPr>
+              <w:t>研发 + PM</w:t>
+            </w:r>
+          </w:p>
+        </w:tc>
+      </w:tr>
+      <w:tr>
+        <w:tc>
+          <w:tcPr>
+            <w:tcW w:type="dxa" w:w="3408"/>
+          </w:tcPr>
+          <w:p>
+            <w:pPr>
+              <w:spacing w:after="20"/>
+            </w:pPr>
+            <w:r>
+              <w:rPr>
+                <w:sz w:val="18"/>
+              </w:rPr>
+            </w:r>
+            <w:r>
+              <w:rPr>
+                <w:b/>
+                <w:sz w:val="18"/>
+              </w:rPr>
+              <w:t>作废率 &gt; 10%</w:t>
+            </w:r>
+          </w:p>
+        </w:tc>
+        <w:tc>
+          <w:tcPr>
+            <w:tcW w:type="dxa" w:w="3408"/>
+          </w:tcPr>
+          <w:p>
+            <w:pPr>
+              <w:spacing w:after="20"/>
+            </w:pPr>
+            <w:r>
+              <w:rPr>
+                <w:sz w:val="18"/>
+              </w:rPr>
+            </w:r>
+            <w:r>
+              <w:rPr>
+                <w:sz w:val="18"/>
+              </w:rPr>
+              <w:t>判据过严，误伤正常作答</w:t>
+            </w:r>
+          </w:p>
+        </w:tc>
+        <w:tc>
+          <w:tcPr>
+            <w:tcW w:type="dxa" w:w="3408"/>
+          </w:tcPr>
+          <w:p>
+            <w:pPr>
+              <w:spacing w:after="20"/>
+            </w:pPr>
+            <w:r>
+              <w:rPr>
+                <w:sz w:val="18"/>
+              </w:rPr>
+            </w:r>
+            <w:r>
+              <w:rPr>
+                <w:sz w:val="18"/>
+              </w:rPr>
+              <w:t>带教人 + PM</w:t>
+            </w:r>
+          </w:p>
+        </w:tc>
+      </w:tr>
+      <w:tr>
+        <w:tc>
+          <w:tcPr>
+            <w:tcW w:type="dxa" w:w="3408"/>
+          </w:tcPr>
+          <w:p>
+            <w:pPr>
+              <w:spacing w:after="20"/>
+            </w:pPr>
+            <w:r>
+              <w:rPr>
+                <w:sz w:val="18"/>
+              </w:rPr>
+            </w:r>
+            <w:r>
+              <w:rPr>
+                <w:b/>
+                <w:sz w:val="18"/>
+              </w:rPr>
+              <w:t>考核成绩与试用期表现不相关</w:t>
+            </w:r>
+          </w:p>
+        </w:tc>
+        <w:tc>
+          <w:tcPr>
+            <w:tcW w:type="dxa" w:w="3408"/>
+          </w:tcPr>
+          <w:p>
+            <w:pPr>
+              <w:spacing w:after="20"/>
+            </w:pPr>
+            <w:r>
+              <w:rPr>
+                <w:sz w:val="18"/>
+              </w:rPr>
+            </w:r>
+            <w:r>
+              <w:rPr>
+                <w:sz w:val="18"/>
+              </w:rPr>
+              <w:t>题库与岗位能力脱节，需重新锚定</w:t>
+            </w:r>
+          </w:p>
+        </w:tc>
+        <w:tc>
+          <w:tcPr>
+            <w:tcW w:type="dxa" w:w="3408"/>
+          </w:tcPr>
+          <w:p>
+            <w:pPr>
+              <w:spacing w:after="20"/>
+            </w:pPr>
+            <w:r>
+              <w:rPr>
+                <w:sz w:val="18"/>
+              </w:rPr>
+            </w:r>
+            <w:r>
+              <w:rPr>
+                <w:sz w:val="18"/>
+              </w:rPr>
+              <w:t>PM + 带教人</w:t>
             </w:r>
           </w:p>
         </w:tc>
@@ -4682,7 +5309,76 @@
         <w:rPr>
           <w:rFonts w:ascii="微软雅黑" w:hAnsi="微软雅黑" w:eastAsia="微软雅黑"/>
         </w:rPr>
-        <w:t>7.1 试用期表现为什么必须回流</w:t>
+        <w:t>7.1 培训考核是唯一的「结果信号」</w:t>
+      </w:r>
+    </w:p>
+    <w:p>
+      <w:pPr>
+        <w:spacing w:after="80" w:line="300" w:lineRule="auto"/>
+      </w:pPr>
+      <w:r>
+        <w:t>前面所有指标都是过程信号（AI 判了、HR 采纳了、面试通过了），</w:t>
+      </w:r>
+    </w:p>
+    <w:p>
+      <w:pPr>
+        <w:spacing w:after="80" w:line="300" w:lineRule="auto"/>
+      </w:pPr>
+      <w:r>
+        <w:t>只有</w:t>
+      </w:r>
+      <w:r>
+        <w:rPr>
+          <w:b/>
+        </w:rPr>
+        <w:t>试用期表现</w:t>
+      </w:r>
+      <w:r>
+        <w:t>是结果信号 —— 它验证的是「当初的判断对不对」。</w:t>
+      </w:r>
+    </w:p>
+    <w:p>
+      <w:pPr>
+        <w:spacing w:after="80" w:line="300" w:lineRule="auto"/>
+      </w:pPr>
+      <w:r>
+        <w:t>培训考核在这个闭环里的位置是：</w:t>
+      </w:r>
+      <w:r>
+        <w:rPr>
+          <w:b/>
+        </w:rPr>
+        <w:t>它既产生过程信号（考试成绩），也产生结果信号（独立上岗与转正）</w:t>
+      </w:r>
+      <w:r>
+        <w:t>。</w:t>
+      </w:r>
+    </w:p>
+    <w:p>
+      <w:pPr>
+        <w:spacing w:after="80" w:line="300" w:lineRule="auto"/>
+      </w:pPr>
+      <w:r>
+        <w:t>所以它的题库必须锚定岗位能力项 —— 否则考核成绩与真实表现不相关，</w:t>
+      </w:r>
+    </w:p>
+    <w:p>
+      <w:pPr>
+        <w:spacing w:after="80" w:line="300" w:lineRule="auto"/>
+      </w:pPr>
+      <w:r>
+        <w:t>这一路回流就白流了，整个产品也就只能衡量「AI 像不像 HR」，而不是「AI 准不准」。</w:t>
+      </w:r>
+    </w:p>
+    <w:p>
+      <w:pPr>
+        <w:pStyle w:val="Heading3"/>
+      </w:pPr>
+      <w:r>
+        <w:rPr>
+          <w:rFonts w:ascii="微软雅黑" w:hAnsi="微软雅黑" w:eastAsia="微软雅黑"/>
+        </w:rPr>
+        <w:t>7.2 试用期表现为什么必须回流</w:t>
       </w:r>
     </w:p>
     <w:p>
